--- a/2. Notes.docx
+++ b/2. Notes.docx
@@ -216,6 +216,9 @@
     </w:p>
     <w:p>
       <w:r>
+        <w:rPr>
+          <w:noProof/>
+        </w:rPr>
         <w:drawing>
           <wp:inline distT="0" distB="0" distL="0" distR="0" wp14:anchorId="35FCDD9E" wp14:editId="3749FE73">
             <wp:extent cx="5943600" cy="2929890"/>
@@ -255,6 +258,9 @@
     </w:p>
     <w:p>
       <w:r>
+        <w:rPr>
+          <w:noProof/>
+        </w:rPr>
         <w:lastRenderedPageBreak/>
         <w:drawing>
           <wp:inline distT="0" distB="0" distL="0" distR="0" wp14:anchorId="10FA8ADE" wp14:editId="06305B64">
@@ -295,6 +301,9 @@
     </w:p>
     <w:p>
       <w:r>
+        <w:rPr>
+          <w:noProof/>
+        </w:rPr>
         <w:drawing>
           <wp:inline distT="0" distB="0" distL="0" distR="0" wp14:anchorId="364117D5" wp14:editId="6F5045CC">
             <wp:extent cx="5943600" cy="2861310"/>
@@ -334,6 +343,9 @@
     </w:p>
     <w:p>
       <w:r>
+        <w:rPr>
+          <w:noProof/>
+        </w:rPr>
         <w:lastRenderedPageBreak/>
         <w:drawing>
           <wp:inline distT="0" distB="0" distL="0" distR="0" wp14:anchorId="25757C9B" wp14:editId="66B8EF2E">
@@ -374,6 +386,9 @@
     </w:p>
     <w:p>
       <w:r>
+        <w:rPr>
+          <w:noProof/>
+        </w:rPr>
         <w:drawing>
           <wp:inline distT="0" distB="0" distL="0" distR="0" wp14:anchorId="1A53FD51" wp14:editId="71368829">
             <wp:extent cx="5943600" cy="2720340"/>
@@ -413,6 +428,9 @@
     </w:p>
     <w:p>
       <w:r>
+        <w:rPr>
+          <w:noProof/>
+        </w:rPr>
         <w:drawing>
           <wp:inline distT="0" distB="0" distL="0" distR="0" wp14:anchorId="5AD8EF92" wp14:editId="417EE645">
             <wp:extent cx="5943600" cy="2760980"/>
@@ -452,6 +470,9 @@
     </w:p>
     <w:p>
       <w:r>
+        <w:rPr>
+          <w:noProof/>
+        </w:rPr>
         <w:lastRenderedPageBreak/>
         <w:drawing>
           <wp:inline distT="0" distB="0" distL="0" distR="0" wp14:anchorId="033B5DD7" wp14:editId="500D5C43">
@@ -488,6 +509,16 @@
             </a:graphic>
           </wp:inline>
         </w:drawing>
+      </w:r>
+    </w:p>
+    <w:p>
+      <w:r>
+        <w:t>Endpoint filter</w:t>
+      </w:r>
+    </w:p>
+    <w:p>
+      <w:r>
+        <w:t>Thread safe</w:t>
       </w:r>
     </w:p>
     <w:p/>

--- a/2. Notes.docx
+++ b/2. Notes.docx
@@ -519,6 +519,45 @@
     <w:p>
       <w:r>
         <w:t>Thread safe</w:t>
+      </w:r>
+    </w:p>
+    <w:p>
+      <w:r>
+        <w:drawing>
+          <wp:inline distT="0" distB="0" distL="0" distR="0" wp14:anchorId="18806580" wp14:editId="192DC2D6">
+            <wp:extent cx="5943600" cy="3596640"/>
+            <wp:effectExtent l="0" t="0" r="0" b="3810"/>
+            <wp:docPr id="13" name="Picture 13"/>
+            <wp:cNvGraphicFramePr>
+              <a:graphicFrameLocks xmlns:a="http://schemas.openxmlformats.org/drawingml/2006/main" noChangeAspect="1"/>
+            </wp:cNvGraphicFramePr>
+            <a:graphic xmlns:a="http://schemas.openxmlformats.org/drawingml/2006/main">
+              <a:graphicData uri="http://schemas.openxmlformats.org/drawingml/2006/picture">
+                <pic:pic xmlns:pic="http://schemas.openxmlformats.org/drawingml/2006/picture">
+                  <pic:nvPicPr>
+                    <pic:cNvPr id="1" name=""/>
+                    <pic:cNvPicPr/>
+                  </pic:nvPicPr>
+                  <pic:blipFill>
+                    <a:blip r:embed="rId16"/>
+                    <a:stretch>
+                      <a:fillRect/>
+                    </a:stretch>
+                  </pic:blipFill>
+                  <pic:spPr>
+                    <a:xfrm>
+                      <a:off x="0" y="0"/>
+                      <a:ext cx="5943600" cy="3596640"/>
+                    </a:xfrm>
+                    <a:prstGeom prst="rect">
+                      <a:avLst/>
+                    </a:prstGeom>
+                  </pic:spPr>
+                </pic:pic>
+              </a:graphicData>
+            </a:graphic>
+          </wp:inline>
+        </w:drawing>
       </w:r>
     </w:p>
     <w:p/>
